--- a/docs/Updates since Agustyati et al 2025.docx
+++ b/docs/Updates since Agustyati et al 2025.docx
@@ -190,16 +190,7 @@
           <w:kern w:val="0"/>
           <w14:ligatures w14:val="none"/>
         </w:rPr>
-        <w:t xml:space="preserve"> </w:t>
-      </w:r>
-      <w:r>
-        <w:rPr>
-          <w:rFonts w:ascii="Aptos" w:eastAsia="Times New Roman" w:hAnsi="Aptos" w:cs="Arial"/>
-          <w:color w:val="000000"/>
-          <w:kern w:val="0"/>
-          <w14:ligatures w14:val="none"/>
-        </w:rPr>
-        <w:t xml:space="preserve">in </w:t>
+        <w:t xml:space="preserve"> in </w:t>
       </w:r>
       <w:proofErr w:type="spellStart"/>
       <w:r>
@@ -332,7 +323,7 @@
           <w:szCs w:val="24"/>
           <w14:ligatures w14:val="none"/>
         </w:rPr>
-        <w:t>in the file provided here DPRv2.</w:t>
+        <w:t xml:space="preserve">in the file provided here </w:t>
       </w:r>
       <w:r>
         <w:rPr>
@@ -343,29 +334,29 @@
           <w:szCs w:val="24"/>
           <w14:ligatures w14:val="none"/>
         </w:rPr>
-        <w:t xml:space="preserve"> </w:t>
-      </w:r>
-      <w:r>
-        <w:rPr>
-          <w:rFonts w:ascii="Aptos" w:eastAsia="Times New Roman" w:hAnsi="Aptos" w:cs="Arial"/>
-          <w:color w:val="000000"/>
+        <w:t xml:space="preserve">below: </w:t>
+      </w:r>
+      <w:r>
+        <w:rPr>
+          <w:rFonts w:ascii="Roboto" w:eastAsia="Times New Roman" w:hAnsi="Roboto" w:cs="Times New Roman"/>
+          <w:color w:val="1F1F1F"/>
           <w:kern w:val="0"/>
           <w:sz w:val="24"/>
           <w:szCs w:val="24"/>
           <w14:ligatures w14:val="none"/>
         </w:rPr>
-        <w:t>Y</w:t>
-      </w:r>
-      <w:r>
-        <w:rPr>
-          <w:rFonts w:ascii="Aptos" w:eastAsia="Times New Roman" w:hAnsi="Aptos" w:cs="Arial"/>
-          <w:color w:val="000000"/>
+        <w:t>DPRv2.</w:t>
+      </w:r>
+      <w:r>
+        <w:rPr>
+          <w:rFonts w:ascii="Roboto" w:eastAsia="Times New Roman" w:hAnsi="Roboto" w:cs="Times New Roman"/>
+          <w:color w:val="1F1F1F"/>
           <w:kern w:val="0"/>
           <w:sz w:val="24"/>
           <w:szCs w:val="24"/>
           <w14:ligatures w14:val="none"/>
         </w:rPr>
-        <w:t xml:space="preserve">hank you </w:t>
+        <w:t xml:space="preserve"> </w:t>
       </w:r>
       <w:r>
         <w:rPr>
@@ -376,6 +367,28 @@
           <w:szCs w:val="24"/>
           <w14:ligatures w14:val="none"/>
         </w:rPr>
+        <w:t>T</w:t>
+      </w:r>
+      <w:r>
+        <w:rPr>
+          <w:rFonts w:ascii="Aptos" w:eastAsia="Times New Roman" w:hAnsi="Aptos" w:cs="Arial"/>
+          <w:color w:val="000000"/>
+          <w:kern w:val="0"/>
+          <w:sz w:val="24"/>
+          <w:szCs w:val="24"/>
+          <w14:ligatures w14:val="none"/>
+        </w:rPr>
+        <w:t xml:space="preserve">hank you </w:t>
+      </w:r>
+      <w:r>
+        <w:rPr>
+          <w:rFonts w:ascii="Aptos" w:eastAsia="Times New Roman" w:hAnsi="Aptos" w:cs="Arial"/>
+          <w:color w:val="000000"/>
+          <w:kern w:val="0"/>
+          <w:sz w:val="24"/>
+          <w:szCs w:val="24"/>
+          <w14:ligatures w14:val="none"/>
+        </w:rPr>
         <w:t xml:space="preserve">Chris </w:t>
       </w:r>
       <w:r>
@@ -398,7 +411,7 @@
           <w:szCs w:val="24"/>
           <w14:ligatures w14:val="none"/>
         </w:rPr>
-        <w:t xml:space="preserve"> for </w:t>
+        <w:t xml:space="preserve"> for bringing th</w:t>
       </w:r>
       <w:r>
         <w:rPr>
@@ -409,9 +422,8 @@
           <w:szCs w:val="24"/>
           <w14:ligatures w14:val="none"/>
         </w:rPr>
-        <w:t xml:space="preserve">bringing this to </w:t>
-      </w:r>
-      <w:proofErr w:type="spellStart"/>
+        <w:t>ese errors</w:t>
+      </w:r>
       <w:r>
         <w:rPr>
           <w:rFonts w:ascii="Roboto" w:eastAsia="Times New Roman" w:hAnsi="Roboto" w:cs="Times New Roman"/>
@@ -421,19 +433,7 @@
           <w:szCs w:val="24"/>
           <w14:ligatures w14:val="none"/>
         </w:rPr>
-        <w:t>our</w:t>
-      </w:r>
-      <w:proofErr w:type="spellEnd"/>
-      <w:r>
-        <w:rPr>
-          <w:rFonts w:ascii="Roboto" w:eastAsia="Times New Roman" w:hAnsi="Roboto" w:cs="Times New Roman"/>
-          <w:color w:val="1F1F1F"/>
-          <w:kern w:val="0"/>
-          <w:sz w:val="24"/>
-          <w:szCs w:val="24"/>
-          <w14:ligatures w14:val="none"/>
-        </w:rPr>
-        <w:t xml:space="preserve"> attention.</w:t>
+        <w:t xml:space="preserve"> to our attention.</w:t>
       </w:r>
     </w:p>
     <w:p/>

--- a/docs/Updates since Agustyati et al 2025.docx
+++ b/docs/Updates since Agustyati et al 2025.docx
@@ -323,7 +323,7 @@
           <w:szCs w:val="24"/>
           <w14:ligatures w14:val="none"/>
         </w:rPr>
-        <w:t xml:space="preserve">in the file provided here </w:t>
+        <w:t xml:space="preserve">in the file provided </w:t>
       </w:r>
       <w:r>
         <w:rPr>
@@ -334,7 +334,7 @@
           <w:szCs w:val="24"/>
           <w14:ligatures w14:val="none"/>
         </w:rPr>
-        <w:t xml:space="preserve">below: </w:t>
+        <w:t>on the DPR page</w:t>
       </w:r>
       <w:r>
         <w:rPr>
@@ -345,7 +345,7 @@
           <w:szCs w:val="24"/>
           <w14:ligatures w14:val="none"/>
         </w:rPr>
-        <w:t>DPRv2.</w:t>
+        <w:t>.</w:t>
       </w:r>
       <w:r>
         <w:rPr>
